--- a/system-development/guides/development-guide-de_DE.docx
+++ b/system-development/guides/development-guide-de_DE.docx
@@ -184,7 +184,7 @@
         <w:jc w:val="left"/>
       </w:pPr>
       <w:r>
-        <w:t>1.4.0 · 2026-10-10</w:t>
+        <w:t>1.4.4 · 2026-10-12</w:t>
       </w:r>
     </w:p>
     <w:p>
@@ -6210,7 +6210,7 @@
           <w:rtl w:val="0"/>
           <w:lang w:val="en-US" w:eastAsia="de-DE" w:bidi="de-DE"/>
         </w:rPr>
-        <w:t>&lt;p&gt;&lt;?php echo esc_html( $invoice-&gt;store['details'] ); ?&gt;&lt;/p&gt;</w:t>
+        <w:t>&lt;?php if ($show('show_store_details')) {</w:t>
       </w:r>
     </w:p>
     <w:p>
@@ -6228,7 +6228,7 @@
           <w:rtl w:val="0"/>
           <w:lang w:val="en-US" w:eastAsia="de-DE" w:bidi="de-DE"/>
         </w:rPr>
-        <w:t>&lt;bdi dir="ltr"&gt;</w:t>
+        <w:t>printf('&lt;p&gt;%s&lt;/p&gt;', esc_html($invoice-&gt;store['details'])); }</w:t>
       </w:r>
     </w:p>
     <w:p>
@@ -6246,7 +6246,7 @@
           <w:rtl w:val="0"/>
           <w:lang w:val="en-US" w:eastAsia="de-DE" w:bidi="de-DE"/>
         </w:rPr>
-        <w:t xml:space="preserve">  &lt;?php echo esc_html( $invoice-&gt;store['email'] ); ?&gt;</w:t>
+        <w:t>if ($show('show_store_email')) {</w:t>
       </w:r>
     </w:p>
     <w:p>
@@ -6264,7 +6264,7 @@
           <w:rtl w:val="0"/>
           <w:lang w:val="en-US" w:eastAsia="de-DE" w:bidi="de-DE"/>
         </w:rPr>
-        <w:t>&lt;/bdi&gt;</w:t>
+        <w:t>printf('&lt;bdi dir="ltr"&gt;%s&lt;/bdi&gt;', esc_html($invoice-&gt;store['email'])); } ?&gt;</w:t>
       </w:r>
     </w:p>
     <w:p>
@@ -21228,7 +21228,7 @@
           <w:lang w:val="de-DE" w:bidi="de-DE"/>
           <w:rtl w:val="0"/>
         </w:rPr>
-        <w:t>1.4.0 · 2026-10-10 · c894eb05d2120a4bba09aa3500fe2842a0e48d74</w:t>
+        <w:t>1.4.4 · 2026-10-12 · c894eb05d2120a4bba09aa3500fe2842a0e48d74</w:t>
       </w:r>
     </w:p>
     <w:p>
@@ -22396,6 +22396,152 @@
         <w:t>docs/cross-platform-printing.md · print-agent/README.md</w:t>
       </w:r>
     </w:p>
+    <w:p>
+      <w:pPr>
+        <w:pStyle w:val="Heading1"/>
+        <w:keepNext/>
+        <w:pageBreakBefore/>
+        <w:bidi w:val="0"/>
+        <w:jc w:val="left"/>
+      </w:pPr>
+      <w:pPr>
+        <w:pStyle w:val="Heading1"/>
+      </w:pPr>
+      <w:r>
+        <w:rPr>
+          <w:rFonts w:ascii="Arial" w:hAnsi="Arial" w:eastAsia="Arial" w:cs="Arial"/>
+          <w:color w:val="000000"/>
+          <w:rtl w:val="0"/>
+          <w:lang w:val="en-US" w:eastAsia="de-DE" w:bidi="de-DE"/>
+          <w:bCs w:val="1"/>
+        </w:rPr>
+        <w:t>Rechnungsdarstellung in Version 1 4 4</w:t>
+      </w:r>
+    </w:p>
+    <w:p>
+      <w:pPr>
+        <w:keepNext w:val="0"/>
+        <w:bidi w:val="0"/>
+        <w:jc w:val="left"/>
+      </w:pPr>
+      <w:pPr/>
+      <w:r>
+        <w:rPr>
+          <w:rFonts w:ascii="Arial" w:hAnsi="Arial" w:eastAsia="Arial" w:cs="Arial"/>
+          <w:color w:val="000000"/>
+          <w:rtl w:val="0"/>
+          <w:lang w:val="en-US" w:eastAsia="de-DE" w:bidi="de-DE"/>
+        </w:rPr>
+        <w:t>Wählen Sie unter Vorlagen Felder für Geschäft, Kunde, Bestellung, Artikel und Abschluss. Ohne gespeicherte Auswahl sind Geschäftsname und Lieferadresse sichtbar. Kundenname, Kundenrolle, E-Mail, Rechnungs-/Geschäftsadresse, Kontakte, Daten, Methoden, Artikeldetails, Betragsaufteilung, Notiz und Fußzeile sind verborgen. Explizit gespeicherte Einstellungen bleiben aktiv. Rechnungsadress-Ersatz und Absenderanzeige sind ohne Auswahl aus. Dieser Zusatz ersetzt frühere Angaben zu Anzeigevorgaben.</w:t>
+      </w:r>
+    </w:p>
+    <w:p>
+      <w:pPr>
+        <w:keepNext w:val="0"/>
+        <w:bidi w:val="0"/>
+        <w:jc w:val="left"/>
+      </w:pPr>
+      <w:pPr/>
+      <w:r>
+        <w:rPr>
+          <w:rFonts w:ascii="Arial" w:hAnsi="Arial" w:eastAsia="Arial" w:cs="Arial"/>
+          <w:color w:val="000000"/>
+          <w:rtl w:val="0"/>
+          <w:lang w:val="en-US" w:eastAsia="de-DE" w:bidi="de-DE"/>
+        </w:rPr>
+        <w:t>Die Kundenrolle zeigt die aktuellen übersetzten Rollen des verbundenen WordPress-Kontos; ohne Konto erscheint Gast. Referenz, Artikelnamen, Mengen, zahlbare Zeilenbeträge und Endsumme bleiben erhalten. Ausblenden der Aufteilung berechnet gespeicherte Beträge nicht neu. Etiketten und Packlisten bleiben ohne Preise. Prüfen Sie nach dem Update eine echte Bestellung.</w:t>
+      </w:r>
+    </w:p>
+    <w:p>
+      <w:pPr>
+        <w:keepNext w:val="0"/>
+        <w:bidi w:val="0"/>
+        <w:jc w:val="left"/>
+      </w:pPr>
+      <w:pPr/>
+      <w:r>
+        <w:rPr>
+          <w:rFonts w:ascii="Arial" w:hAnsi="Arial" w:eastAsia="Arial" w:cs="Arial"/>
+          <w:color w:val="000000"/>
+          <w:rtl w:val="0"/>
+          <w:lang w:val="en-US" w:eastAsia="de-DE" w:bidi="de-DE"/>
+        </w:rPr>
+        <w:t>Wählen Sie DejaVu Sans, DejaVu Serif oder DejaVu Sans Mono mit 6–16 Punkt; Vorgabe ist Sans 10 Punkt. Schriftabhängige PDF-Ersatzschriften bleiben erhalten. Kompakte Abstände reduzieren Ränder und Zellabstände. Kompaktmodus, Einseitenanpassung und Thermohöhe sind standardmäßig aus.</w:t>
+      </w:r>
+    </w:p>
+    <w:p>
+      <w:pPr>
+        <w:keepNext w:val="0"/>
+        <w:bidi w:val="0"/>
+        <w:jc w:val="left"/>
+      </w:pPr>
+      <w:pPr/>
+      <w:r>
+        <w:rPr>
+          <w:rFonts w:ascii="Arial" w:hAnsi="Arial" w:eastAsia="Arial" w:cs="Arial"/>
+          <w:color w:val="000000"/>
+          <w:rtl w:val="0"/>
+          <w:lang w:val="en-US" w:eastAsia="de-DE" w:bidi="de-DE"/>
+        </w:rPr>
+        <w:t>Einseiten-PDFs behalten den gesamten Inhalt bei gleichmäßiger Skalierung von mindestens 60 %. Zu langer Inhalt erzeugt einen klaren Fehler statt Beschnitt. Blenden Sie optionale Felder aus, nutzen Sie Kompaktmodus oder größeres Papier. Thermohöhe bewahrt 58/80 mm Breite und Schrift auf einer Rollenseite bis 2.000 mm; längerer Inhalt schlägt fehl. Der Browser nutzt den PDF-Betrachter mit Bestätigung außerhalb. Treiberpapier und Skalierung bestimmen die physische Ausgabe.</w:t>
+      </w:r>
+    </w:p>
+    <w:p>
+      <w:pPr>
+        <w:keepNext w:val="0"/>
+        <w:bidi w:val="0"/>
+        <w:jc w:val="left"/>
+      </w:pPr>
+      <w:pPr/>
+      <w:r>
+        <w:rPr>
+          <w:rFonts w:ascii="Arial" w:hAnsi="Arial" w:eastAsia="Arial" w:cs="Arial"/>
+          <w:color w:val="000000"/>
+          <w:rtl w:val="0"/>
+          <w:lang w:val="en-US" w:eastAsia="de-DE" w:bidi="de-DE"/>
+        </w:rPr>
+        <w:t>Die PDF-Wege bieten keinen portablen Schneidebefehl. Stellen Sie unterstütztes Schneiden am Dokumentende im Treiber ein. CUPS fordert job-sheets=none gegen optionale Deckblätter an; erzwungene Serverrichtlinien können weitere Blätter hinzufügen. Plugin 1.4.4, Datenbankschema 1.4.3, Fähigkeiten 1.4.0 und Anbieterstilllegungsmarke 1.3.0.</w:t>
+      </w:r>
+    </w:p>
+    <w:p>
+      <w:pPr>
+        <w:keepNext w:val="0"/>
+        <w:bidi w:val="0"/>
+        <w:jc w:val="left"/>
+      </w:pPr>
+      <w:pPr/>
+      <w:r>
+        <w:rPr>
+          <w:rFonts w:ascii="Arial" w:hAnsi="Arial" w:eastAsia="Arial" w:cs="Arial"/>
+          <w:color w:val="000000"/>
+          <w:rtl w:val="0"/>
+          <w:lang w:val="en-US" w:eastAsia="de-DE" w:bidi="de-DE"/>
+        </w:rPr>
+        <w:t>Eigene Vorlagen müssen die mitgelieferten Darstellungshilfen nutzen. Das vollständige autorisierte Modell bleibt verfügbar; Sichtbarkeit ist keine Zugriffskontrolle. Bewahren Sie Escaping, RTL und Ersatzschriften; testen Sie verborgene Vorgaben, explizite Auswahl, Endsumme, vollständige Anpassung und Fehler bei zu langen Bestellungen. Siehe docs/invoice-layout.md und docs/review-1.4.4.md.</w:t>
+      </w:r>
+    </w:p>
+    <w:p>
+      <w:pPr>
+        <w:pStyle w:val="Code"/>
+      </w:pPr>
+      <w:r>
+        <w:t>InvoiceData-&gt;customer['role']</w:t>
+        <w:br/>
+        <w:t>InvoiceData-&gt;fulfillment['presentation']</w:t>
+        <w:br/>
+        <w:t>SettingsRepository::presentation()</w:t>
+        <w:br/>
+        <w:t>invoice_font: dejavusans | dejavuserif | dejavusansmono</w:t>
+        <w:br/>
+        <w:t>invoice_font_size: 6..16 (default 10)</w:t>
+        <w:br/>
+        <w:t>compact_layout | single_page | thermal_auto_height: false</w:t>
+        <w:br/>
+        <w:t>show_*: individual booleans (flat)</w:t>
+        <w:br/>
+        <w:t>docs/invoice-layout.md</w:t>
+      </w:r>
+    </w:p>
     <w:sectPr>
       <w:headerReference w:type="default" r:id="rId9"/>
       <w:footerReference w:type="default" r:id="rId10"/>
@@ -22472,7 +22618,7 @@
         <w:rtl w:val="0"/>
         <w:lang w:val="en-US" w:eastAsia="de-DE" w:bidi="de-DE"/>
       </w:rPr>
-      <w:t>WooCommerce Invoice Printer  1.4.0</w:t>
+      <w:t>WooCommerce Invoice Printer  1.4.4</w:t>
     </w:r>
   </w:p>
 </w:hdr>
